--- a/Format Kartu US  6B.docx
+++ b/Format Kartu US  6B.docx
@@ -1,6 +1,6 @@
 
 <file path=word/document.xml><?xml version="1.0" encoding="utf-8"?>
-<w:document xmlns:wpc="http://schemas.microsoft.com/office/word/2010/wordprocessingCanvas" xmlns:cx="http://schemas.microsoft.com/office/drawing/2014/chartex" xmlns:cx1="http://schemas.microsoft.com/office/drawing/2015/9/8/chartex" xmlns:mc="http://schemas.openxmlformats.org/markup-compatibility/2006" xmlns:o="urn:schemas-microsoft-com:office:office" xmlns:r="http://schemas.openxmlformats.org/officeDocument/2006/relationships" xmlns:m="http://schemas.openxmlformats.org/officeDocument/2006/math" xmlns:v="urn:schemas-microsoft-com:vml" xmlns:wp14="http://schemas.microsoft.com/office/word/2010/wordprocessingDrawing" xmlns:wp="http://schemas.openxmlformats.org/drawingml/2006/wordprocessingDrawing" xmlns:w10="urn:schemas-microsoft-com:office:word" xmlns:w="http://schemas.openxmlformats.org/wordprocessingml/2006/main" xmlns:w14="http://schemas.microsoft.com/office/word/2010/wordml" xmlns:w15="http://schemas.microsoft.com/office/word/2012/wordml" xmlns:w16se="http://schemas.microsoft.com/office/word/2015/wordml/symex" xmlns:wpg="http://schemas.microsoft.com/office/word/2010/wordprocessingGroup" xmlns:wpi="http://schemas.microsoft.com/office/word/2010/wordprocessingInk" xmlns:wne="http://schemas.microsoft.com/office/word/2006/wordml" xmlns:wps="http://schemas.microsoft.com/office/word/2010/wordprocessingShape" mc:Ignorable="w14 w15 w16se wp14">
+<w:document xmlns:wpc="http://schemas.microsoft.com/office/word/2010/wordprocessingCanvas" xmlns:cx="http://schemas.microsoft.com/office/drawing/2014/chartex" xmlns:cx1="http://schemas.microsoft.com/office/drawing/2015/9/8/chartex" xmlns:cx2="http://schemas.microsoft.com/office/drawing/2015/10/21/chartex" xmlns:cx3="http://schemas.microsoft.com/office/drawing/2016/5/9/chartex" xmlns:cx4="http://schemas.microsoft.com/office/drawing/2016/5/10/chartex" xmlns:cx5="http://schemas.microsoft.com/office/drawing/2016/5/11/chartex" xmlns:cx6="http://schemas.microsoft.com/office/drawing/2016/5/12/chartex" xmlns:cx7="http://schemas.microsoft.com/office/drawing/2016/5/13/chartex" xmlns:cx8="http://schemas.microsoft.com/office/drawing/2016/5/14/chartex" xmlns:mc="http://schemas.openxmlformats.org/markup-compatibility/2006" xmlns:aink="http://schemas.microsoft.com/office/drawing/2016/ink" xmlns:am3d="http://schemas.microsoft.com/office/drawing/2017/model3d" xmlns:o="urn:schemas-microsoft-com:office:office" xmlns:oel="http://schemas.microsoft.com/office/2019/extlst" xmlns:r="http://schemas.openxmlformats.org/officeDocument/2006/relationships" xmlns:m="http://schemas.openxmlformats.org/officeDocument/2006/math" xmlns:v="urn:schemas-microsoft-com:vml" xmlns:wp14="http://schemas.microsoft.com/office/word/2010/wordprocessingDrawing" xmlns:wp="http://schemas.openxmlformats.org/drawingml/2006/wordprocessingDrawing" xmlns:w10="urn:schemas-microsoft-com:office:word" xmlns:w="http://schemas.openxmlformats.org/wordprocessingml/2006/main" xmlns:w14="http://schemas.microsoft.com/office/word/2010/wordml" xmlns:w15="http://schemas.microsoft.com/office/word/2012/wordml" xmlns:w16cex="http://schemas.microsoft.com/office/word/2018/wordml/cex" xmlns:w16cid="http://schemas.microsoft.com/office/word/2016/wordml/cid" xmlns:w16="http://schemas.microsoft.com/office/word/2018/wordml" xmlns:w16du="http://schemas.microsoft.com/office/word/2023/wordml/word16du" xmlns:w16sdtdh="http://schemas.microsoft.com/office/word/2020/wordml/sdtdatahash" xmlns:w16sdtfl="http://schemas.microsoft.com/office/word/2024/wordml/sdtformatlock" xmlns:w16se="http://schemas.microsoft.com/office/word/2015/wordml/symex" xmlns:wpg="http://schemas.microsoft.com/office/word/2010/wordprocessingGroup" xmlns:wpi="http://schemas.microsoft.com/office/word/2010/wordprocessingInk" xmlns:wne="http://schemas.microsoft.com/office/word/2006/wordml" xmlns:wps="http://schemas.microsoft.com/office/word/2010/wordprocessingShape" mc:Ignorable="w14 w15 w16se w16cid w16 w16cex w16sdtdh w16sdtfl w16du wp14">
   <w:body>
     <w:p>
       <w:pPr>
@@ -125,7 +125,7 @@
                 <w:szCs w:val="24"/>
               </w:rPr>
               <w:drawing>
-                <wp:anchor distT="0" distB="0" distL="114300" distR="114300" simplePos="0" relativeHeight="251659264" behindDoc="0" locked="0" layoutInCell="1" allowOverlap="1" wp14:anchorId="23CF21ED" wp14:editId="5C5548BA">
+                <wp:anchor distT="0" distB="0" distL="114300" distR="114300" simplePos="0" relativeHeight="251659264" behindDoc="0" locked="0" layoutInCell="1" allowOverlap="1" wp14:anchorId="23CF21ED" wp14:editId="1F958032">
                   <wp:simplePos x="0" y="0"/>
                   <wp:positionH relativeFrom="column">
                     <wp:posOffset>635</wp:posOffset>
@@ -264,25 +264,7 @@
                 <w:sz w:val="12"/>
                 <w:szCs w:val="12"/>
               </w:rPr>
-              <w:t xml:space="preserve"> No.16 </w:t>
-            </w:r>
-            <w:proofErr w:type="spellStart"/>
-            <w:r>
-              <w:rPr>
-                <w:rFonts w:asciiTheme="majorBidi" w:hAnsiTheme="majorBidi" w:cstheme="majorBidi"/>
-                <w:sz w:val="12"/>
-                <w:szCs w:val="12"/>
-              </w:rPr>
-              <w:t>Kel</w:t>
-            </w:r>
-            <w:proofErr w:type="spellEnd"/>
-            <w:r>
-              <w:rPr>
-                <w:rFonts w:asciiTheme="majorBidi" w:hAnsiTheme="majorBidi" w:cstheme="majorBidi"/>
-                <w:sz w:val="12"/>
-                <w:szCs w:val="12"/>
-              </w:rPr>
-              <w:t xml:space="preserve">. </w:t>
+              <w:t xml:space="preserve"> No.16 Kel. </w:t>
             </w:r>
             <w:proofErr w:type="spellStart"/>
             <w:r>
@@ -499,6 +481,83 @@
                       <w:szCs w:val="12"/>
                     </w:rPr>
                   </w:pPr>
+                  <w:r>
+                    <w:rPr>
+                      <w:rFonts w:asciiTheme="minorBidi" w:hAnsiTheme="minorBidi"/>
+                      <w:noProof/>
+                      <w:sz w:val="12"/>
+                      <w:szCs w:val="12"/>
+                    </w:rPr>
+                    <mc:AlternateContent>
+                      <mc:Choice Requires="wps">
+                        <w:drawing>
+                          <wp:anchor distT="0" distB="0" distL="114300" distR="114300" simplePos="0" relativeHeight="251667456" behindDoc="0" locked="0" layoutInCell="1" allowOverlap="1" wp14:anchorId="6161FCA5" wp14:editId="0473D977">
+                            <wp:simplePos x="0" y="0"/>
+                            <wp:positionH relativeFrom="column">
+                              <wp:posOffset>57785</wp:posOffset>
+                            </wp:positionH>
+                            <wp:positionV relativeFrom="paragraph">
+                              <wp:posOffset>8890</wp:posOffset>
+                            </wp:positionV>
+                            <wp:extent cx="670560" cy="941070"/>
+                            <wp:effectExtent l="0" t="0" r="15240" b="11430"/>
+                            <wp:wrapNone/>
+                            <wp:docPr id="266530221" name="Rectangle 2"/>
+                            <wp:cNvGraphicFramePr/>
+                            <a:graphic xmlns:a="http://schemas.openxmlformats.org/drawingml/2006/main">
+                              <a:graphicData uri="http://schemas.microsoft.com/office/word/2010/wordprocessingShape">
+                                <wps:wsp>
+                                  <wps:cNvSpPr/>
+                                  <wps:spPr>
+                                    <a:xfrm>
+                                      <a:off x="0" y="0"/>
+                                      <a:ext cx="670560" cy="941070"/>
+                                    </a:xfrm>
+                                    <a:prstGeom prst="rect">
+                                      <a:avLst/>
+                                    </a:prstGeom>
+                                    <a:noFill/>
+                                    <a:ln>
+                                      <a:solidFill>
+                                        <a:schemeClr val="tx1"/>
+                                      </a:solidFill>
+                                    </a:ln>
+                                  </wps:spPr>
+                                  <wps:style>
+                                    <a:lnRef idx="2">
+                                      <a:schemeClr val="accent1">
+                                        <a:shade val="15000"/>
+                                      </a:schemeClr>
+                                    </a:lnRef>
+                                    <a:fillRef idx="1">
+                                      <a:schemeClr val="accent1"/>
+                                    </a:fillRef>
+                                    <a:effectRef idx="0">
+                                      <a:schemeClr val="accent1"/>
+                                    </a:effectRef>
+                                    <a:fontRef idx="minor">
+                                      <a:schemeClr val="lt1"/>
+                                    </a:fontRef>
+                                  </wps:style>
+                                  <wps:bodyPr rot="0" spcFirstLastPara="0" vertOverflow="overflow" horzOverflow="overflow" vert="horz" wrap="square" lIns="91440" tIns="45720" rIns="91440" bIns="45720" numCol="1" spcCol="0" rtlCol="0" fromWordArt="0" anchor="ctr" anchorCtr="0" forceAA="0" compatLnSpc="1">
+                                    <a:prstTxWarp prst="textNoShape">
+                                      <a:avLst/>
+                                    </a:prstTxWarp>
+                                    <a:noAutofit/>
+                                  </wps:bodyPr>
+                                </wps:wsp>
+                              </a:graphicData>
+                            </a:graphic>
+                          </wp:anchor>
+                        </w:drawing>
+                      </mc:Choice>
+                      <mc:Fallback>
+                        <w:pict>
+                          <v:rect w14:anchorId="471E9C79" id="Rectangle 2" o:spid="_x0000_s1026" style="position:absolute;margin-left:4.55pt;margin-top:.7pt;width:52.8pt;height:74.1pt;z-index:251667456;visibility:visible;mso-wrap-style:square;mso-wrap-distance-left:9pt;mso-wrap-distance-top:0;mso-wrap-distance-right:9pt;mso-wrap-distance-bottom:0;mso-position-horizontal:absolute;mso-position-horizontal-relative:text;mso-position-vertical:absolute;mso-position-vertical-relative:text;v-text-anchor:middle" o:gfxdata="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" filled="f" strokecolor="black [3213]" strokeweight="1pt"/>
+                        </w:pict>
+                      </mc:Fallback>
+                    </mc:AlternateContent>
+                  </w:r>
                 </w:p>
               </w:tc>
               <w:tc>
@@ -675,16 +734,14 @@
                       <w:szCs w:val="12"/>
                     </w:rPr>
                   </w:pPr>
-                  <w:proofErr w:type="spellStart"/>
-                  <w:r>
-                    <w:rPr>
-                      <w:rFonts w:asciiTheme="minorBidi" w:hAnsiTheme="minorBidi"/>
-                      <w:sz w:val="12"/>
-                      <w:szCs w:val="12"/>
-                    </w:rPr>
-                    <w:t>Runag</w:t>
-                  </w:r>
-                  <w:proofErr w:type="spellEnd"/>
+                  <w:r>
+                    <w:rPr>
+                      <w:rFonts w:asciiTheme="minorBidi" w:hAnsiTheme="minorBidi"/>
+                      <w:sz w:val="12"/>
+                      <w:szCs w:val="12"/>
+                    </w:rPr>
+                    <w:t>Ruang</w:t>
+                  </w:r>
                   <w:r>
                     <w:rPr>
                       <w:rFonts w:asciiTheme="minorBidi" w:hAnsiTheme="minorBidi"/>
@@ -774,7 +831,7 @@
                       <w:szCs w:val="12"/>
                     </w:rPr>
                     <w:drawing>
-                      <wp:anchor distT="0" distB="0" distL="114300" distR="114300" simplePos="0" relativeHeight="251666432" behindDoc="0" locked="0" layoutInCell="1" allowOverlap="1" wp14:anchorId="1C148335" wp14:editId="59FA5009">
+                      <wp:anchor distT="0" distB="0" distL="114300" distR="114300" simplePos="0" relativeHeight="251666432" behindDoc="0" locked="0" layoutInCell="1" allowOverlap="1" wp14:anchorId="1C148335" wp14:editId="5A2A308D">
                         <wp:simplePos x="0" y="0"/>
                         <wp:positionH relativeFrom="column">
                           <wp:posOffset>542290</wp:posOffset>
@@ -976,25 +1033,7 @@
                       <w:sz w:val="12"/>
                       <w:szCs w:val="12"/>
                     </w:rPr>
-                    <w:t xml:space="preserve"> </w:t>
-                  </w:r>
-                  <w:proofErr w:type="spellStart"/>
-                  <w:r>
-                    <w:rPr>
-                      <w:rFonts w:asciiTheme="minorBidi" w:hAnsiTheme="minorBidi"/>
-                      <w:sz w:val="12"/>
-                      <w:szCs w:val="12"/>
-                    </w:rPr>
-                    <w:t>Sekolah</w:t>
-                  </w:r>
-                  <w:proofErr w:type="spellEnd"/>
-                  <w:r>
-                    <w:rPr>
-                      <w:rFonts w:asciiTheme="minorBidi" w:hAnsiTheme="minorBidi"/>
-                      <w:sz w:val="12"/>
-                      <w:szCs w:val="12"/>
-                    </w:rPr>
-                    <w:t>,</w:t>
+                    <w:t xml:space="preserve"> Sekolah,</w:t>
                   </w:r>
                 </w:p>
                 <w:p>
@@ -1106,29 +1145,7 @@
                       <w:sz w:val="12"/>
                       <w:szCs w:val="12"/>
                     </w:rPr>
-                    <w:t xml:space="preserve"> Octavia. S.</w:t>
-                  </w:r>
-                  <w:proofErr w:type="spellStart"/>
-                  <w:r>
-                    <w:rPr>
-                      <w:rFonts w:asciiTheme="minorBidi" w:hAnsiTheme="minorBidi"/>
-                      <w:b/>
-                      <w:bCs/>
-                      <w:sz w:val="12"/>
-                      <w:szCs w:val="12"/>
-                    </w:rPr>
-                    <w:t>Pd</w:t>
-                  </w:r>
-                  <w:proofErr w:type="spellEnd"/>
-                  <w:r>
-                    <w:rPr>
-                      <w:rFonts w:asciiTheme="minorBidi" w:hAnsiTheme="minorBidi"/>
-                      <w:b/>
-                      <w:bCs/>
-                      <w:sz w:val="12"/>
-                      <w:szCs w:val="12"/>
-                    </w:rPr>
-                    <w:t>..,</w:t>
+                    <w:t xml:space="preserve"> Octavia. S.Pd..,</w:t>
                   </w:r>
                   <w:proofErr w:type="spellStart"/>
                   <w:r>
@@ -1219,8 +1236,6 @@
             <w:pPr>
               <w:pStyle w:val="NoSpacing"/>
             </w:pPr>
-            <w:bookmarkStart w:id="0" w:name="_GoBack"/>
-            <w:bookmarkEnd w:id="0"/>
           </w:p>
         </w:tc>
       </w:tr>
@@ -1319,7 +1334,7 @@
 </file>
 
 <file path=word/styles.xml><?xml version="1.0" encoding="utf-8"?>
-<w:styles xmlns:mc="http://schemas.openxmlformats.org/markup-compatibility/2006" xmlns:r="http://schemas.openxmlformats.org/officeDocument/2006/relationships" xmlns:w="http://schemas.openxmlformats.org/wordprocessingml/2006/main" xmlns:w14="http://schemas.microsoft.com/office/word/2010/wordml" xmlns:w15="http://schemas.microsoft.com/office/word/2012/wordml" xmlns:w16se="http://schemas.microsoft.com/office/word/2015/wordml/symex" mc:Ignorable="w14 w15 w16se">
+<w:styles xmlns:mc="http://schemas.openxmlformats.org/markup-compatibility/2006" xmlns:r="http://schemas.openxmlformats.org/officeDocument/2006/relationships" xmlns:w="http://schemas.openxmlformats.org/wordprocessingml/2006/main" xmlns:w14="http://schemas.microsoft.com/office/word/2010/wordml" xmlns:w15="http://schemas.microsoft.com/office/word/2012/wordml" xmlns:w16cex="http://schemas.microsoft.com/office/word/2018/wordml/cex" xmlns:w16cid="http://schemas.microsoft.com/office/word/2016/wordml/cid" xmlns:w16="http://schemas.microsoft.com/office/word/2018/wordml" xmlns:w16du="http://schemas.microsoft.com/office/word/2023/wordml/word16du" xmlns:w16sdtdh="http://schemas.microsoft.com/office/word/2020/wordml/sdtdatahash" xmlns:w16sdtfl="http://schemas.microsoft.com/office/word/2024/wordml/sdtformatlock" xmlns:w16se="http://schemas.microsoft.com/office/word/2015/wordml/symex" mc:Ignorable="w14 w15 w16se w16cid w16 w16cex w16sdtdh w16sdtfl w16du">
   <w:docDefaults>
     <w:rPrDefault>
       <w:rPr>
@@ -1335,7 +1350,7 @@
       </w:pPr>
     </w:pPrDefault>
   </w:docDefaults>
-  <w:latentStyles w:defLockedState="0" w:defUIPriority="99" w:defSemiHidden="0" w:defUnhideWhenUsed="0" w:defQFormat="0" w:count="371">
+  <w:latentStyles w:defLockedState="0" w:defUIPriority="99" w:defSemiHidden="0" w:defUnhideWhenUsed="0" w:defQFormat="0" w:count="376">
     <w:lsdException w:name="Normal" w:uiPriority="0" w:qFormat="1"/>
     <w:lsdException w:name="heading 1" w:uiPriority="9" w:qFormat="1"/>
     <w:lsdException w:name="heading 2" w:semiHidden="1" w:uiPriority="9" w:unhideWhenUsed="1" w:qFormat="1"/>
@@ -1707,6 +1722,11 @@
     <w:lsdException w:name="List Table 5 Dark Accent 6" w:uiPriority="50"/>
     <w:lsdException w:name="List Table 6 Colorful Accent 6" w:uiPriority="51"/>
     <w:lsdException w:name="List Table 7 Colorful Accent 6" w:uiPriority="52"/>
+    <w:lsdException w:name="Mention" w:semiHidden="1" w:unhideWhenUsed="1"/>
+    <w:lsdException w:name="Smart Hyperlink" w:semiHidden="1" w:unhideWhenUsed="1"/>
+    <w:lsdException w:name="Hashtag" w:semiHidden="1" w:unhideWhenUsed="1"/>
+    <w:lsdException w:name="Unresolved Mention" w:semiHidden="1" w:unhideWhenUsed="1"/>
+    <w:lsdException w:name="Smart Link" w:semiHidden="1" w:unhideWhenUsed="1"/>
   </w:latentStyles>
   <w:style w:type="paragraph" w:default="1" w:styleId="Normal">
     <w:name w:val="Normal"/>
@@ -1715,6 +1735,7 @@
   <w:style w:type="character" w:default="1" w:styleId="DefaultParagraphFont">
     <w:name w:val="Default Paragraph Font"/>
     <w:uiPriority w:val="1"/>
+    <w:semiHidden/>
     <w:unhideWhenUsed/>
   </w:style>
   <w:style w:type="table" w:default="1" w:styleId="TableNormal">
